--- a/templates/kp-new.docx
+++ b/templates/kp-new.docx
@@ -65,6 +65,8 @@
                                 <w:b/>
                                 <w:bCs/>
                                 <w:color w:val="269BD9"/>
+                                <w:sz w:val="40"/>
+                                <w:szCs w:val="40"/>
                               </w:rPr>
                               <w:t>№ {cp_number}</w:t>
                             </w:r>
@@ -74,6 +76,8 @@
                                 <w:b/>
                                 <w:bCs/>
                                 <w:color w:val="269BD9"/>
+                                <w:sz w:val="40"/>
+                                <w:szCs w:val="40"/>
                               </w:rPr>
                               <w:br/>
                               <w:t>Дата: {cp_date}</w:t>
@@ -118,6 +122,8 @@
                           <w:b/>
                           <w:bCs/>
                           <w:color w:val="269BD9"/>
+                          <w:sz w:val="40"/>
+                          <w:szCs w:val="40"/>
                         </w:rPr>
                         <w:t>№ {cp_number}</w:t>
                       </w:r>
@@ -127,6 +133,8 @@
                           <w:b/>
                           <w:bCs/>
                           <w:color w:val="269BD9"/>
+                          <w:sz w:val="40"/>
+                          <w:szCs w:val="40"/>
                         </w:rPr>
                         <w:br/>
                         <w:t>Дата: {cp_date}</w:t>
@@ -1361,7 +1369,7 @@
           <w:insideH w:val="single" w:sz="6" w:space="0" w:color="FFFFFF" w:themeColor="background1"/>
           <w:insideV w:val="single" w:sz="6" w:space="0" w:color="FFFFFF" w:themeColor="background1"/>
         </w:tblBorders>
-        <w:shd w:val="clear" w:color="auto" w:fill="FFFFFF" w:themeFill="background1"/>
+        <w:shd w:val="clear" w:color="auto" w:fill="auto" w:themeFill="background1"/>
         <w:tblLook w:val="04A0" w:firstRow="1" w:lastRow="0" w:firstColumn="1" w:lastColumn="0" w:noHBand="0" w:noVBand="1"/>
       </w:tblPr>
       <w:tblGrid>
@@ -1375,7 +1383,7 @@
         <w:tc>
           <w:tcPr>
             <w:tcW w:w="2878" w:type="dxa"/>
-            <w:shd w:val="clear" w:color="auto" w:fill="FFFFFF" w:themeFill="background1"/>
+            <w:shd w:val="clear" w:color="auto" w:fill="auto" w:themeFill="background1"/>
             <w:vAlign w:val="center"/>
           </w:tcPr>
           <w:p>
@@ -1406,7 +1414,7 @@
         <w:tc>
           <w:tcPr>
             <w:tcW w:w="7329" w:type="dxa"/>
-            <w:shd w:val="clear" w:color="auto" w:fill="FFFFFF" w:themeFill="background1"/>
+            <w:shd w:val="clear" w:color="auto" w:fill="auto" w:themeFill="background1"/>
             <w:vAlign w:val="center"/>
           </w:tcPr>
           <w:p>

--- a/templates/kp-new.docx
+++ b/templates/kp-new.docx
@@ -1237,7 +1237,7 @@
           </w:tcPr>
           <w:p>
             <w:pPr>
-              <w:jc w:val="right"/>
+              <w:jc w:val="center"/>
               <w:rPr>
                 <w:rFonts w:ascii="Century Gothic" w:hAnsi="Century Gothic"/>
                 <w:b/>
@@ -1270,6 +1270,7 @@
           </w:tcPr>
           <w:p>
             <w:pPr>
+              <w:jc w:val="center"/>
               <w:rPr>
                 <w:rFonts w:ascii="Century Gothic" w:hAnsi="Century Gothic"/>
                 <w:b/>

--- a/templates/kp-new.docx
+++ b/templates/kp-new.docx
@@ -1459,6 +1459,39 @@
           <w:szCs w:val="22"/>
         </w:rPr>
       </w:pPr>
+    </w:p>
+    <w:p>
+      <w:pPr/>
+      <w:r>
+        <w:rPr/>
+        <w:t>{#signature}</w:t>
+      </w:r>
+    </w:p>
+    <w:p>
+      <w:pPr>
+        <w:rPr>
+          <w:rFonts w:ascii="Century Gothic" w:hAnsi="Century Gothic"/>
+          <w:color w:val="4E4E4D"/>
+          <w:sz w:val="22"/>
+          <w:szCs w:val="22"/>
+        </w:rPr>
+      </w:pPr>
+      <w:r>
+        <w:rPr>
+          <w:rFonts w:ascii="Century Gothic" w:hAnsi="Century Gothic"/>
+          <w:color w:val="4E4E4D"/>
+          <w:sz w:val="22"/>
+          <w:szCs w:val="22"/>
+        </w:rPr>
+        <w:t>{.}</w:t>
+      </w:r>
+    </w:p>
+    <w:p>
+      <w:pPr/>
+      <w:r>
+        <w:rPr/>
+        <w:t>{/signature}</w:t>
+      </w:r>
     </w:p>
     <w:p>
       <w:pPr>

--- a/templates/kp-new.docx
+++ b/templates/kp-new.docx
@@ -909,10 +909,10 @@
       </w:tblPr>
       <w:tblGrid>
         <w:gridCol w:w="2827"/>
-        <w:gridCol w:w="3119"/>
+        <w:gridCol w:w="2585"/>
         <w:gridCol w:w="1361"/>
-        <w:gridCol w:w="1518"/>
-        <w:gridCol w:w="1798"/>
+        <w:gridCol w:w="1750"/>
+        <w:gridCol w:w="2100"/>
       </w:tblGrid>
       <w:tr>
         <w:trPr>
@@ -947,7 +947,7 @@
         </w:tc>
         <w:tc>
           <w:tcPr>
-            <w:tcW w:w="3119" w:type="dxa"/>
+            <w:tcW w:w="2585" w:type="dxa"/>
             <w:shd w:val="clear" w:color="auto" w:fill="45B0E1" w:themeFill="accent1" w:themeFillTint="99"/>
             <w:vAlign w:val="center"/>
           </w:tcPr>
@@ -1039,7 +1039,7 @@
         </w:tc>
         <w:tc>
           <w:tcPr>
-            <w:tcW w:w="1518" w:type="dxa"/>
+            <w:tcW w:w="1750" w:type="dxa"/>
             <w:shd w:val="clear" w:color="auto" w:fill="45B0E1" w:themeFill="accent1" w:themeFillTint="99"/>
             <w:vAlign w:val="center"/>
           </w:tcPr>
@@ -1066,7 +1066,7 @@
         </w:tc>
         <w:tc>
           <w:tcPr>
-            <w:tcW w:w="1798" w:type="dxa"/>
+            <w:tcW w:w="2100" w:type="dxa"/>
             <w:shd w:val="clear" w:color="auto" w:fill="45B0E1" w:themeFill="accent1" w:themeFillTint="99"/>
             <w:vAlign w:val="center"/>
           </w:tcPr>
@@ -1127,7 +1127,7 @@
         </w:tc>
         <w:tc>
           <w:tcPr>
-            <w:tcW w:w="3119" w:type="dxa"/>
+            <w:tcW w:w="2585" w:type="dxa"/>
             <w:shd w:val="clear" w:color="auto" w:fill="DBEFF9"/>
             <w:vAlign w:val="center"/>
           </w:tcPr>
@@ -1183,7 +1183,7 @@
         </w:tc>
         <w:tc>
           <w:tcPr>
-            <w:tcW w:w="1518" w:type="dxa"/>
+            <w:tcW w:w="1750" w:type="dxa"/>
             <w:shd w:val="clear" w:color="auto" w:fill="DBEFF9"/>
             <w:vAlign w:val="center"/>
           </w:tcPr>
@@ -1204,7 +1204,7 @@
         </w:tc>
         <w:tc>
           <w:tcPr>
-            <w:tcW w:w="1798" w:type="dxa"/>
+            <w:tcW w:w="2100" w:type="dxa"/>
             <w:shd w:val="clear" w:color="auto" w:fill="DBEFF9"/>
             <w:vAlign w:val="center"/>
           </w:tcPr>
@@ -1264,7 +1264,7 @@
         </w:tc>
         <w:tc>
           <w:tcPr>
-            <w:tcW w:w="1798" w:type="dxa"/>
+            <w:tcW w:w="2100" w:type="dxa"/>
             <w:shd w:val="clear" w:color="auto" w:fill="DBEFF9"/>
             <w:vAlign w:val="center"/>
           </w:tcPr>

--- a/templates/kp-new.docx
+++ b/templates/kp-new.docx
@@ -1379,7 +1379,7 @@
       </w:tblGrid>
       <w:tr>
         <w:trPr>
-          <w:trHeight w:val="891"/>
+          <w:trHeight w:val="620"/>
         </w:trPr>
         <w:tc>
           <w:tcPr>
@@ -1389,7 +1389,7 @@
           </w:tcPr>
           <w:p>
             <w:pPr>
-              <w:spacing w:before="123"/>
+              <w:spacing w:before="50"/>
               <w:ind w:left="91"/>
               <w:rPr>
                 <w:b/>

--- a/templates/kp-new.docx
+++ b/templates/kp-new.docx
@@ -1460,39 +1460,170 @@
         </w:rPr>
       </w:pPr>
     </w:p>
-    <w:p>
-      <w:pPr/>
-      <w:r>
-        <w:rPr/>
-        <w:t>{#signature}</w:t>
-      </w:r>
-    </w:p>
-    <w:p>
-      <w:pPr>
-        <w:rPr>
-          <w:rFonts w:ascii="Century Gothic" w:hAnsi="Century Gothic"/>
-          <w:color w:val="4E4E4D"/>
-          <w:sz w:val="22"/>
-          <w:szCs w:val="22"/>
-        </w:rPr>
-      </w:pPr>
-      <w:r>
-        <w:rPr>
-          <w:rFonts w:ascii="Century Gothic" w:hAnsi="Century Gothic"/>
-          <w:color w:val="4E4E4D"/>
-          <w:sz w:val="22"/>
-          <w:szCs w:val="22"/>
-        </w:rPr>
-        <w:t>{.}</w:t>
-      </w:r>
-    </w:p>
-    <w:p>
-      <w:pPr/>
-      <w:r>
-        <w:rPr/>
-        <w:t>{/signature}</w:t>
-      </w:r>
-    </w:p>
+    <w:tbl>
+      <w:tblPr>
+        <w:tblW w:w="0" w:type="auto"/>
+        <w:tblLayout w:type="fixed"/>
+        <w:tblLook w:val="04A0" w:firstRow="0" w:lastRow="0" w:firstColumn="0" w:lastColumn="0" w:noHBand="0" w:noVBand="1"/>
+      </w:tblPr>
+      <w:tblGrid>
+        <w:gridCol w:w="4890"/>
+        <w:gridCol w:w="4890"/>
+      </w:tblGrid>
+      <w:tr>
+        <w:tc>
+          <w:tcPr>
+            <w:tcW w:w="4890" w:type="dxa"/>
+            <w:tcBorders>
+              <w:top w:val="nil"/>
+              <w:left w:val="nil"/>
+              <w:bottom w:val="nil"/>
+              <w:right w:val="nil"/>
+            </w:tcBorders>
+            <w:vAlign w:val="top"/>
+          </w:tcPr>
+          <w:p>
+            <w:pPr/>
+            <w:r>
+              <w:rPr/>
+              <w:t>{#signature}</w:t>
+            </w:r>
+          </w:p>
+          <w:p>
+            <w:pPr>
+              <w:rPr>
+                <w:rFonts w:ascii="Century Gothic" w:hAnsi="Century Gothic"/>
+                <w:color w:val="4E4E4D"/>
+                <w:sz w:val="22"/>
+                <w:szCs w:val="22"/>
+              </w:rPr>
+            </w:pPr>
+            <w:r>
+              <w:rPr>
+                <w:rFonts w:ascii="Century Gothic" w:hAnsi="Century Gothic"/>
+                <w:color w:val="4E4E4D"/>
+                <w:sz w:val="22"/>
+                <w:szCs w:val="22"/>
+              </w:rPr>
+              <w:t>{.}</w:t>
+            </w:r>
+          </w:p>
+          <w:p>
+            <w:pPr/>
+            <w:r>
+              <w:rPr/>
+              <w:t>{/signature}</w:t>
+            </w:r>
+          </w:p>
+          <w:p>
+            <w:pPr/>
+            <w:r>
+              <w:rPr/>
+              <w:t>{#showAddressLeft}</w:t>
+            </w:r>
+          </w:p>
+          <w:p>
+            <w:pPr/>
+            <w:r>
+              <w:rPr/>
+              <w:t>{#address}</w:t>
+            </w:r>
+          </w:p>
+          <w:p>
+            <w:pPr>
+              <w:rPr>
+                <w:rFonts w:ascii="Century Gothic" w:hAnsi="Century Gothic"/>
+                <w:color w:val="4E4E4D"/>
+                <w:sz w:val="22"/>
+                <w:szCs w:val="22"/>
+              </w:rPr>
+            </w:pPr>
+            <w:r>
+              <w:rPr>
+                <w:rFonts w:ascii="Century Gothic" w:hAnsi="Century Gothic"/>
+                <w:color w:val="4E4E4D"/>
+                <w:sz w:val="22"/>
+                <w:szCs w:val="22"/>
+              </w:rPr>
+              <w:t>{.}</w:t>
+            </w:r>
+          </w:p>
+          <w:p>
+            <w:pPr/>
+            <w:r>
+              <w:rPr/>
+              <w:t>{/address}</w:t>
+            </w:r>
+          </w:p>
+          <w:p>
+            <w:pPr/>
+            <w:r>
+              <w:rPr/>
+              <w:t>{/showAddressLeft}</w:t>
+            </w:r>
+          </w:p>
+        </w:tc>
+        <w:tc>
+          <w:tcPr>
+            <w:tcW w:w="4890" w:type="dxa"/>
+            <w:tcBorders>
+              <w:top w:val="nil"/>
+              <w:left w:val="nil"/>
+              <w:bottom w:val="nil"/>
+              <w:right w:val="nil"/>
+            </w:tcBorders>
+            <w:vAlign w:val="top"/>
+          </w:tcPr>
+          <w:p>
+            <w:pPr/>
+            <w:r>
+              <w:rPr/>
+              <w:t>{#showAddressRight}</w:t>
+            </w:r>
+          </w:p>
+          <w:p>
+            <w:pPr/>
+            <w:r>
+              <w:rPr/>
+              <w:t>{#address}</w:t>
+            </w:r>
+          </w:p>
+          <w:p>
+            <w:pPr>
+              <w:rPr>
+                <w:rFonts w:ascii="Century Gothic" w:hAnsi="Century Gothic"/>
+                <w:color w:val="4E4E4D"/>
+                <w:sz w:val="22"/>
+                <w:szCs w:val="22"/>
+              </w:rPr>
+            </w:pPr>
+            <w:r>
+              <w:rPr>
+                <w:rFonts w:ascii="Century Gothic" w:hAnsi="Century Gothic"/>
+                <w:color w:val="4E4E4D"/>
+                <w:sz w:val="22"/>
+                <w:szCs w:val="22"/>
+              </w:rPr>
+              <w:t>{.}</w:t>
+            </w:r>
+          </w:p>
+          <w:p>
+            <w:pPr/>
+            <w:r>
+              <w:rPr/>
+              <w:t>{/address}</w:t>
+            </w:r>
+          </w:p>
+          <w:p>
+            <w:pPr/>
+            <w:r>
+              <w:rPr/>
+              <w:t>{/showAddressRight}</w:t>
+            </w:r>
+          </w:p>
+        </w:tc>
+      </w:tr>
+    </w:tbl>
     <w:p>
       <w:pPr>
         <w:rPr>

--- a/templates/kp-new.docx
+++ b/templates/kp-new.docx
@@ -1370,7 +1370,6 @@
           <w:insideH w:val="single" w:sz="6" w:space="0" w:color="FFFFFF" w:themeColor="background1"/>
           <w:insideV w:val="single" w:sz="6" w:space="0" w:color="FFFFFF" w:themeColor="background1"/>
         </w:tblBorders>
-        <w:shd w:val="clear" w:color="auto" w:fill="auto" w:themeFill="background1"/>
         <w:tblLook w:val="04A0" w:firstRow="1" w:lastRow="0" w:firstColumn="1" w:lastColumn="0" w:noHBand="0" w:noVBand="1"/>
       </w:tblPr>
       <w:tblGrid>
@@ -1384,7 +1383,6 @@
         <w:tc>
           <w:tcPr>
             <w:tcW w:w="2878" w:type="dxa"/>
-            <w:shd w:val="clear" w:color="auto" w:fill="auto" w:themeFill="background1"/>
             <w:vAlign w:val="center"/>
           </w:tcPr>
           <w:p>
@@ -1415,7 +1413,6 @@
         <w:tc>
           <w:tcPr>
             <w:tcW w:w="7329" w:type="dxa"/>
-            <w:shd w:val="clear" w:color="auto" w:fill="auto" w:themeFill="background1"/>
             <w:vAlign w:val="center"/>
           </w:tcPr>
           <w:p>
@@ -1460,170 +1457,39 @@
         </w:rPr>
       </w:pPr>
     </w:p>
-    <w:tbl>
-      <w:tblPr>
-        <w:tblW w:w="0" w:type="auto"/>
-        <w:tblLayout w:type="fixed"/>
-        <w:tblLook w:val="04A0" w:firstRow="0" w:lastRow="0" w:firstColumn="0" w:lastColumn="0" w:noHBand="0" w:noVBand="1"/>
-      </w:tblPr>
-      <w:tblGrid>
-        <w:gridCol w:w="4890"/>
-        <w:gridCol w:w="4890"/>
-      </w:tblGrid>
-      <w:tr>
-        <w:tc>
-          <w:tcPr>
-            <w:tcW w:w="4890" w:type="dxa"/>
-            <w:tcBorders>
-              <w:top w:val="nil"/>
-              <w:left w:val="nil"/>
-              <w:bottom w:val="nil"/>
-              <w:right w:val="nil"/>
-            </w:tcBorders>
-            <w:vAlign w:val="top"/>
-          </w:tcPr>
-          <w:p>
-            <w:pPr/>
-            <w:r>
-              <w:rPr/>
-              <w:t>{#signature}</w:t>
-            </w:r>
-          </w:p>
-          <w:p>
-            <w:pPr>
-              <w:rPr>
-                <w:rFonts w:ascii="Century Gothic" w:hAnsi="Century Gothic"/>
-                <w:color w:val="4E4E4D"/>
-                <w:sz w:val="22"/>
-                <w:szCs w:val="22"/>
-              </w:rPr>
-            </w:pPr>
-            <w:r>
-              <w:rPr>
-                <w:rFonts w:ascii="Century Gothic" w:hAnsi="Century Gothic"/>
-                <w:color w:val="4E4E4D"/>
-                <w:sz w:val="22"/>
-                <w:szCs w:val="22"/>
-              </w:rPr>
-              <w:t>{.}</w:t>
-            </w:r>
-          </w:p>
-          <w:p>
-            <w:pPr/>
-            <w:r>
-              <w:rPr/>
-              <w:t>{/signature}</w:t>
-            </w:r>
-          </w:p>
-          <w:p>
-            <w:pPr/>
-            <w:r>
-              <w:rPr/>
-              <w:t>{#showAddressLeft}</w:t>
-            </w:r>
-          </w:p>
-          <w:p>
-            <w:pPr/>
-            <w:r>
-              <w:rPr/>
-              <w:t>{#address}</w:t>
-            </w:r>
-          </w:p>
-          <w:p>
-            <w:pPr>
-              <w:rPr>
-                <w:rFonts w:ascii="Century Gothic" w:hAnsi="Century Gothic"/>
-                <w:color w:val="4E4E4D"/>
-                <w:sz w:val="22"/>
-                <w:szCs w:val="22"/>
-              </w:rPr>
-            </w:pPr>
-            <w:r>
-              <w:rPr>
-                <w:rFonts w:ascii="Century Gothic" w:hAnsi="Century Gothic"/>
-                <w:color w:val="4E4E4D"/>
-                <w:sz w:val="22"/>
-                <w:szCs w:val="22"/>
-              </w:rPr>
-              <w:t>{.}</w:t>
-            </w:r>
-          </w:p>
-          <w:p>
-            <w:pPr/>
-            <w:r>
-              <w:rPr/>
-              <w:t>{/address}</w:t>
-            </w:r>
-          </w:p>
-          <w:p>
-            <w:pPr/>
-            <w:r>
-              <w:rPr/>
-              <w:t>{/showAddressLeft}</w:t>
-            </w:r>
-          </w:p>
-        </w:tc>
-        <w:tc>
-          <w:tcPr>
-            <w:tcW w:w="4890" w:type="dxa"/>
-            <w:tcBorders>
-              <w:top w:val="nil"/>
-              <w:left w:val="nil"/>
-              <w:bottom w:val="nil"/>
-              <w:right w:val="nil"/>
-            </w:tcBorders>
-            <w:vAlign w:val="top"/>
-          </w:tcPr>
-          <w:p>
-            <w:pPr/>
-            <w:r>
-              <w:rPr/>
-              <w:t>{#showAddressRight}</w:t>
-            </w:r>
-          </w:p>
-          <w:p>
-            <w:pPr/>
-            <w:r>
-              <w:rPr/>
-              <w:t>{#address}</w:t>
-            </w:r>
-          </w:p>
-          <w:p>
-            <w:pPr>
-              <w:rPr>
-                <w:rFonts w:ascii="Century Gothic" w:hAnsi="Century Gothic"/>
-                <w:color w:val="4E4E4D"/>
-                <w:sz w:val="22"/>
-                <w:szCs w:val="22"/>
-              </w:rPr>
-            </w:pPr>
-            <w:r>
-              <w:rPr>
-                <w:rFonts w:ascii="Century Gothic" w:hAnsi="Century Gothic"/>
-                <w:color w:val="4E4E4D"/>
-                <w:sz w:val="22"/>
-                <w:szCs w:val="22"/>
-              </w:rPr>
-              <w:t>{.}</w:t>
-            </w:r>
-          </w:p>
-          <w:p>
-            <w:pPr/>
-            <w:r>
-              <w:rPr/>
-              <w:t>{/address}</w:t>
-            </w:r>
-          </w:p>
-          <w:p>
-            <w:pPr/>
-            <w:r>
-              <w:rPr/>
-              <w:t>{/showAddressRight}</w:t>
-            </w:r>
-          </w:p>
-        </w:tc>
-      </w:tr>
-    </w:tbl>
+    <w:p>
+      <w:pPr/>
+      <w:r>
+        <w:rPr/>
+        <w:t>{#signature}</w:t>
+      </w:r>
+    </w:p>
+    <w:p>
+      <w:pPr>
+        <w:rPr>
+          <w:rFonts w:ascii="Century Gothic" w:hAnsi="Century Gothic"/>
+          <w:color w:val="4E4E4D"/>
+          <w:sz w:val="22"/>
+          <w:szCs w:val="22"/>
+        </w:rPr>
+      </w:pPr>
+      <w:r>
+        <w:rPr>
+          <w:rFonts w:ascii="Century Gothic" w:hAnsi="Century Gothic"/>
+          <w:color w:val="4E4E4D"/>
+          <w:sz w:val="22"/>
+          <w:szCs w:val="22"/>
+        </w:rPr>
+        <w:t>{.}</w:t>
+      </w:r>
+    </w:p>
+    <w:p>
+      <w:pPr/>
+      <w:r>
+        <w:rPr/>
+        <w:t>{/signature}</w:t>
+      </w:r>
+    </w:p>
     <w:p>
       <w:pPr>
         <w:rPr>

--- a/templates/kp-new.docx
+++ b/templates/kp-new.docx
@@ -1457,39 +1457,170 @@
         </w:rPr>
       </w:pPr>
     </w:p>
-    <w:p>
-      <w:pPr/>
-      <w:r>
-        <w:rPr/>
-        <w:t>{#signature}</w:t>
-      </w:r>
-    </w:p>
-    <w:p>
-      <w:pPr>
-        <w:rPr>
-          <w:rFonts w:ascii="Century Gothic" w:hAnsi="Century Gothic"/>
-          <w:color w:val="4E4E4D"/>
-          <w:sz w:val="22"/>
-          <w:szCs w:val="22"/>
-        </w:rPr>
-      </w:pPr>
-      <w:r>
-        <w:rPr>
-          <w:rFonts w:ascii="Century Gothic" w:hAnsi="Century Gothic"/>
-          <w:color w:val="4E4E4D"/>
-          <w:sz w:val="22"/>
-          <w:szCs w:val="22"/>
-        </w:rPr>
-        <w:t>{.}</w:t>
-      </w:r>
-    </w:p>
-    <w:p>
-      <w:pPr/>
-      <w:r>
-        <w:rPr/>
-        <w:t>{/signature}</w:t>
-      </w:r>
-    </w:p>
+    <w:tbl>
+      <w:tblPr>
+        <w:tblW w:w="0" w:type="auto"/>
+        <w:tblLayout w:type="fixed"/>
+        <w:tblLook w:val="04A0" w:firstRow="0" w:lastRow="0" w:firstColumn="0" w:lastColumn="0" w:noHBand="0" w:noVBand="1"/>
+      </w:tblPr>
+      <w:tblGrid>
+        <w:gridCol w:w="4890"/>
+        <w:gridCol w:w="4890"/>
+      </w:tblGrid>
+      <w:tr>
+        <w:tc>
+          <w:tcPr>
+            <w:tcW w:w="4890" w:type="dxa"/>
+            <w:tcBorders>
+              <w:top w:val="nil"/>
+              <w:left w:val="nil"/>
+              <w:bottom w:val="nil"/>
+              <w:right w:val="nil"/>
+            </w:tcBorders>
+            <w:vAlign w:val="top"/>
+          </w:tcPr>
+          <w:p>
+            <w:pPr/>
+            <w:r>
+              <w:rPr/>
+              <w:t>{#signature}</w:t>
+            </w:r>
+          </w:p>
+          <w:p>
+            <w:pPr>
+              <w:rPr>
+                <w:rFonts w:ascii="Century Gothic" w:hAnsi="Century Gothic"/>
+                <w:color w:val="4E4E4D"/>
+                <w:sz w:val="22"/>
+                <w:szCs w:val="22"/>
+              </w:rPr>
+            </w:pPr>
+            <w:r>
+              <w:rPr>
+                <w:rFonts w:ascii="Century Gothic" w:hAnsi="Century Gothic"/>
+                <w:color w:val="4E4E4D"/>
+                <w:sz w:val="22"/>
+                <w:szCs w:val="22"/>
+              </w:rPr>
+              <w:t>{.}</w:t>
+            </w:r>
+          </w:p>
+          <w:p>
+            <w:pPr/>
+            <w:r>
+              <w:rPr/>
+              <w:t>{/signature}</w:t>
+            </w:r>
+          </w:p>
+          <w:p>
+            <w:pPr/>
+            <w:r>
+              <w:rPr/>
+              <w:t>{#showAddressLeft}</w:t>
+            </w:r>
+          </w:p>
+          <w:p>
+            <w:pPr/>
+            <w:r>
+              <w:rPr/>
+              <w:t>{#address}</w:t>
+            </w:r>
+          </w:p>
+          <w:p>
+            <w:pPr>
+              <w:rPr>
+                <w:rFonts w:ascii="Century Gothic" w:hAnsi="Century Gothic"/>
+                <w:color w:val="4E4E4D"/>
+                <w:sz w:val="22"/>
+                <w:szCs w:val="22"/>
+              </w:rPr>
+            </w:pPr>
+            <w:r>
+              <w:rPr>
+                <w:rFonts w:ascii="Century Gothic" w:hAnsi="Century Gothic"/>
+                <w:color w:val="4E4E4D"/>
+                <w:sz w:val="22"/>
+                <w:szCs w:val="22"/>
+              </w:rPr>
+              <w:t>{.}</w:t>
+            </w:r>
+          </w:p>
+          <w:p>
+            <w:pPr/>
+            <w:r>
+              <w:rPr/>
+              <w:t>{/address}</w:t>
+            </w:r>
+          </w:p>
+          <w:p>
+            <w:pPr/>
+            <w:r>
+              <w:rPr/>
+              <w:t>{/showAddressLeft}</w:t>
+            </w:r>
+          </w:p>
+        </w:tc>
+        <w:tc>
+          <w:tcPr>
+            <w:tcW w:w="4890" w:type="dxa"/>
+            <w:tcBorders>
+              <w:top w:val="nil"/>
+              <w:left w:val="nil"/>
+              <w:bottom w:val="nil"/>
+              <w:right w:val="nil"/>
+            </w:tcBorders>
+            <w:vAlign w:val="top"/>
+          </w:tcPr>
+          <w:p>
+            <w:pPr/>
+            <w:r>
+              <w:rPr/>
+              <w:t>{#showAddressRight}</w:t>
+            </w:r>
+          </w:p>
+          <w:p>
+            <w:pPr/>
+            <w:r>
+              <w:rPr/>
+              <w:t>{#address}</w:t>
+            </w:r>
+          </w:p>
+          <w:p>
+            <w:pPr>
+              <w:rPr>
+                <w:rFonts w:ascii="Century Gothic" w:hAnsi="Century Gothic"/>
+                <w:color w:val="4E4E4D"/>
+                <w:sz w:val="22"/>
+                <w:szCs w:val="22"/>
+              </w:rPr>
+            </w:pPr>
+            <w:r>
+              <w:rPr>
+                <w:rFonts w:ascii="Century Gothic" w:hAnsi="Century Gothic"/>
+                <w:color w:val="4E4E4D"/>
+                <w:sz w:val="22"/>
+                <w:szCs w:val="22"/>
+              </w:rPr>
+              <w:t>{.}</w:t>
+            </w:r>
+          </w:p>
+          <w:p>
+            <w:pPr/>
+            <w:r>
+              <w:rPr/>
+              <w:t>{/address}</w:t>
+            </w:r>
+          </w:p>
+          <w:p>
+            <w:pPr/>
+            <w:r>
+              <w:rPr/>
+              <w:t>{/showAddressRight}</w:t>
+            </w:r>
+          </w:p>
+        </w:tc>
+      </w:tr>
+    </w:tbl>
     <w:p>
       <w:pPr>
         <w:rPr>

--- a/templates/kp-new.docx
+++ b/templates/kp-new.docx
@@ -908,11 +908,11 @@
         <w:tblLook w:val="04A0" w:firstRow="1" w:lastRow="0" w:firstColumn="1" w:lastColumn="0" w:noHBand="0" w:noVBand="1"/>
       </w:tblPr>
       <w:tblGrid>
-        <w:gridCol w:w="2827"/>
-        <w:gridCol w:w="2585"/>
-        <w:gridCol w:w="1361"/>
-        <w:gridCol w:w="1750"/>
-        <w:gridCol w:w="2100"/>
+        <w:gridCol w:w="2699"/>
+        <w:gridCol w:w="2570"/>
+        <w:gridCol w:w="1310"/>
+        <w:gridCol w:w="1961"/>
+        <w:gridCol w:w="2083"/>
       </w:tblGrid>
       <w:tr>
         <w:trPr>
@@ -1291,7 +1291,7 @@
                 <w:sz w:val="28"/>
                 <w:szCs w:val="28"/>
               </w:rPr>
-              <w:t xml:space="preserve">{total_value}</w:t>
+              <w:t>{total_value}</w:t>
             </w:r>
           </w:p>
         </w:tc>
@@ -1398,15 +1398,7 @@
                 <w:b/>
                 <w:color w:val="00A3D4"/>
               </w:rPr>
-              <w:t xml:space="preserve">{#terms}{label}</w:t>
-            </w:r>
-            <w:r>
-              <w:rPr>
-                <w:b/>
-                <w:color w:val="00A3D4"/>
-                <w:spacing w:val="-2"/>
-              </w:rPr>
-              <w:t xml:space="preserve"/>
+              <w:t>{#terms}{label}</w:t>
             </w:r>
           </w:p>
         </w:tc>
@@ -1428,7 +1420,7 @@
               <w:rPr>
                 <w:color w:val="4E4E4D"/>
               </w:rPr>
-              <w:t xml:space="preserve">{value}{/terms}</w:t>
+              <w:t>{value}{/terms}</w:t>
             </w:r>
           </w:p>
           <w:p>
@@ -1437,12 +1429,6 @@
               <w:spacing w:line="208" w:lineRule="auto"/>
               <w:ind w:left="91" w:right="170"/>
             </w:pPr>
-            <w:r>
-              <w:rPr>
-                <w:color w:val="4E4E4D"/>
-              </w:rPr>
-              <w:t xml:space="preserve"/>
-            </w:r>
           </w:p>
         </w:tc>
       </w:tr>
@@ -1461,7 +1447,7 @@
       <w:tblPr>
         <w:tblW w:w="0" w:type="auto"/>
         <w:tblLayout w:type="fixed"/>
-        <w:tblLook w:val="04A0" w:firstRow="0" w:lastRow="0" w:firstColumn="0" w:lastColumn="0" w:noHBand="0" w:noVBand="1"/>
+        <w:tblLook w:val="0400" w:firstRow="0" w:lastRow="0" w:firstColumn="0" w:lastColumn="0" w:noHBand="0" w:noVBand="1"/>
       </w:tblPr>
       <w:tblGrid>
         <w:gridCol w:w="4890"/>
@@ -1477,12 +1463,17 @@
               <w:bottom w:val="nil"/>
               <w:right w:val="nil"/>
             </w:tcBorders>
-            <w:vAlign w:val="top"/>
           </w:tcPr>
           <w:p>
-            <w:pPr/>
+            <w:pPr>
+              <w:rPr>
+                <w:lang w:val="en-US"/>
+              </w:rPr>
+            </w:pPr>
             <w:r>
-              <w:rPr/>
+              <w:rPr>
+                <w:lang w:val="en-US"/>
+              </w:rPr>
               <w:t>{#signature}</w:t>
             </w:r>
           </w:p>
@@ -1493,6 +1484,7 @@
                 <w:color w:val="4E4E4D"/>
                 <w:sz w:val="22"/>
                 <w:szCs w:val="22"/>
+                <w:lang w:val="en-US"/>
               </w:rPr>
             </w:pPr>
             <w:r>
@@ -1501,28 +1493,47 @@
                 <w:color w:val="4E4E4D"/>
                 <w:sz w:val="22"/>
                 <w:szCs w:val="22"/>
+                <w:lang w:val="en-US"/>
               </w:rPr>
               <w:t>{.}</w:t>
             </w:r>
           </w:p>
           <w:p>
-            <w:pPr/>
+            <w:pPr>
+              <w:rPr>
+                <w:lang w:val="en-US"/>
+              </w:rPr>
+            </w:pPr>
             <w:r>
-              <w:rPr/>
+              <w:rPr>
+                <w:lang w:val="en-US"/>
+              </w:rPr>
               <w:t>{/signature}</w:t>
             </w:r>
           </w:p>
           <w:p>
-            <w:pPr/>
+            <w:pPr>
+              <w:rPr>
+                <w:lang w:val="en-US"/>
+              </w:rPr>
+            </w:pPr>
             <w:r>
-              <w:rPr/>
+              <w:rPr>
+                <w:lang w:val="en-US"/>
+              </w:rPr>
               <w:t>{#showAddressLeft}</w:t>
             </w:r>
           </w:p>
           <w:p>
-            <w:pPr/>
+            <w:pPr>
+              <w:rPr>
+                <w:lang w:val="en-US"/>
+              </w:rPr>
+            </w:pPr>
             <w:r>
-              <w:rPr/>
+              <w:rPr>
+                <w:lang w:val="en-US"/>
+              </w:rPr>
               <w:t>{#address}</w:t>
             </w:r>
           </w:p>
@@ -1533,6 +1544,7 @@
                 <w:color w:val="4E4E4D"/>
                 <w:sz w:val="22"/>
                 <w:szCs w:val="22"/>
+                <w:lang w:val="en-US"/>
               </w:rPr>
             </w:pPr>
             <w:r>
@@ -1541,21 +1553,26 @@
                 <w:color w:val="4E4E4D"/>
                 <w:sz w:val="22"/>
                 <w:szCs w:val="22"/>
+                <w:lang w:val="en-US"/>
               </w:rPr>
               <w:t>{.}</w:t>
             </w:r>
           </w:p>
           <w:p>
-            <w:pPr/>
+            <w:pPr>
+              <w:rPr>
+                <w:lang w:val="en-US"/>
+              </w:rPr>
+            </w:pPr>
             <w:r>
-              <w:rPr/>
+              <w:rPr>
+                <w:lang w:val="en-US"/>
+              </w:rPr>
               <w:t>{/address}</w:t>
             </w:r>
           </w:p>
           <w:p>
-            <w:pPr/>
             <w:r>
-              <w:rPr/>
               <w:t>{/showAddressLeft}</w:t>
             </w:r>
           </w:p>
@@ -1569,19 +1586,14 @@
               <w:bottom w:val="nil"/>
               <w:right w:val="nil"/>
             </w:tcBorders>
-            <w:vAlign w:val="top"/>
           </w:tcPr>
           <w:p>
-            <w:pPr/>
             <w:r>
-              <w:rPr/>
               <w:t>{#showAddressRight}</w:t>
             </w:r>
           </w:p>
           <w:p>
-            <w:pPr/>
             <w:r>
-              <w:rPr/>
               <w:t>{#address}</w:t>
             </w:r>
           </w:p>
@@ -1605,16 +1617,12 @@
             </w:r>
           </w:p>
           <w:p>
-            <w:pPr/>
             <w:r>
-              <w:rPr/>
               <w:t>{/address}</w:t>
             </w:r>
           </w:p>
           <w:p>
-            <w:pPr/>
             <w:r>
-              <w:rPr/>
               <w:t>{/showAddressRight}</w:t>
             </w:r>
           </w:p>
@@ -1630,69 +1638,6 @@
           <w:szCs w:val="22"/>
         </w:rPr>
       </w:pPr>
-      <w:r>
-        <w:rPr>
-          <w:rFonts w:ascii="Century Gothic" w:hAnsi="Century Gothic"/>
-          <w:color w:val="7F7F7F" w:themeColor="text1" w:themeTint="80"/>
-          <w:sz w:val="22"/>
-          <w:szCs w:val="22"/>
-        </w:rPr>
-        <w:drawing>
-          <wp:anchor distT="0" distB="0" distL="114300" distR="114300" simplePos="0" relativeHeight="251687936" behindDoc="0" locked="0" layoutInCell="1" allowOverlap="1" wp14:anchorId="5C962E79" wp14:editId="7BC0E63E">
-            <wp:simplePos x="0" y="0"/>
-            <wp:positionH relativeFrom="column">
-              <wp:posOffset>-236328</wp:posOffset>
-            </wp:positionH>
-            <wp:positionV relativeFrom="paragraph">
-              <wp:posOffset>75497</wp:posOffset>
-            </wp:positionV>
-            <wp:extent cx="2430670" cy="846307"/>
-            <wp:effectExtent l="0" t="0" r="0" b="5080"/>
-            <wp:wrapNone/>
-            <wp:docPr id="517256127" name="Рисунок 1"/>
-            <wp:cNvGraphicFramePr>
-              <a:graphicFrameLocks xmlns:a="http://schemas.openxmlformats.org/drawingml/2006/main" noChangeAspect="1"/>
-            </wp:cNvGraphicFramePr>
-            <a:graphic xmlns:a="http://schemas.openxmlformats.org/drawingml/2006/main">
-              <a:graphicData uri="http://schemas.openxmlformats.org/drawingml/2006/picture">
-                <pic:pic xmlns:pic="http://schemas.openxmlformats.org/drawingml/2006/picture">
-                  <pic:nvPicPr>
-                    <pic:cNvPr id="517256127" name=""/>
-                    <pic:cNvPicPr/>
-                  </pic:nvPicPr>
-                  <pic:blipFill>
-                    <a:blip r:embed="rId17">
-                      <a:extLst>
-                        <a:ext uri="{28A0092B-C50C-407E-A947-70E740481C1C}">
-                          <a14:useLocalDpi xmlns:a14="http://schemas.microsoft.com/office/drawing/2010/main" val="0"/>
-                        </a:ext>
-                      </a:extLst>
-                    </a:blip>
-                    <a:stretch>
-                      <a:fillRect/>
-                    </a:stretch>
-                  </pic:blipFill>
-                  <pic:spPr>
-                    <a:xfrm>
-                      <a:off x="0" y="0"/>
-                      <a:ext cx="2463709" cy="857811"/>
-                    </a:xfrm>
-                    <a:prstGeom prst="rect">
-                      <a:avLst/>
-                    </a:prstGeom>
-                  </pic:spPr>
-                </pic:pic>
-              </a:graphicData>
-            </a:graphic>
-            <wp14:sizeRelH relativeFrom="page">
-              <wp14:pctWidth>0</wp14:pctWidth>
-            </wp14:sizeRelH>
-            <wp14:sizeRelV relativeFrom="page">
-              <wp14:pctHeight>0</wp14:pctHeight>
-            </wp14:sizeRelV>
-          </wp:anchor>
-        </w:drawing>
-      </w:r>
     </w:p>
     <w:sectPr>
       <w:type w:val="continuous"/>
